--- a/03 Brightness Enhancement/report-03.docx
+++ b/03 Brightness Enhancement/report-03.docx
@@ -508,7 +508,16 @@
           <w:sz w:val="24"/>
           <w:szCs w:val="24"/>
         </w:rPr>
-        <w:t>Code:</w:t>
+        <w:t>Program</w:t>
+      </w:r>
+      <w:r>
+        <w:rPr>
+          <w:rFonts w:ascii="Times New Roman" w:hAnsi="Times New Roman" w:cs="Times New Roman"/>
+          <w:b/>
+          <w:sz w:val="24"/>
+          <w:szCs w:val="24"/>
+        </w:rPr>
+        <w:t>:</w:t>
       </w:r>
       <w:r>
         <w:rPr>
@@ -602,7 +611,6 @@
         </w:rPr>
         <w:t xml:space="preserve"> </w:t>
       </w:r>
-      <w:proofErr w:type="spellStart"/>
       <w:r>
         <w:rPr>
           <w:rFonts w:ascii="Consolas" w:eastAsia="Times New Roman" w:hAnsi="Consolas" w:cs="Times New Roman"/>
@@ -613,7 +621,6 @@
         </w:rPr>
         <w:t>numpy</w:t>
       </w:r>
-      <w:proofErr w:type="spellEnd"/>
       <w:r>
         <w:rPr>
           <w:rFonts w:ascii="Consolas" w:eastAsia="Times New Roman" w:hAnsi="Consolas" w:cs="Times New Roman"/>
@@ -691,8 +698,6 @@
         </w:rPr>
         <w:t xml:space="preserve"> </w:t>
       </w:r>
-      <w:proofErr w:type="spellStart"/>
-      <w:proofErr w:type="gramStart"/>
       <w:r>
         <w:rPr>
           <w:rFonts w:ascii="Consolas" w:eastAsia="Times New Roman" w:hAnsi="Consolas" w:cs="Times New Roman"/>
@@ -723,8 +728,6 @@
         </w:rPr>
         <w:t>pyplot</w:t>
       </w:r>
-      <w:proofErr w:type="spellEnd"/>
-      <w:proofErr w:type="gramEnd"/>
       <w:r>
         <w:rPr>
           <w:rFonts w:ascii="Consolas" w:eastAsia="Times New Roman" w:hAnsi="Consolas" w:cs="Times New Roman"/>
@@ -755,7 +758,6 @@
         </w:rPr>
         <w:t xml:space="preserve"> </w:t>
       </w:r>
-      <w:proofErr w:type="spellStart"/>
       <w:r>
         <w:rPr>
           <w:rFonts w:ascii="Consolas" w:eastAsia="Times New Roman" w:hAnsi="Consolas" w:cs="Times New Roman"/>
@@ -766,7 +768,6 @@
         </w:rPr>
         <w:t>plt</w:t>
       </w:r>
-      <w:proofErr w:type="spellEnd"/>
     </w:p>
     <w:p>
       <w:pPr>
@@ -801,7 +802,6 @@
           <w:lang w:val="en-US"/>
         </w:rPr>
       </w:pPr>
-      <w:proofErr w:type="spellStart"/>
       <w:r>
         <w:rPr>
           <w:rFonts w:ascii="Consolas" w:eastAsia="Times New Roman" w:hAnsi="Consolas" w:cs="Times New Roman"/>
@@ -812,7 +812,6 @@
         </w:rPr>
         <w:t>img</w:t>
       </w:r>
-      <w:proofErr w:type="spellEnd"/>
       <w:r>
         <w:rPr>
           <w:rFonts w:ascii="Consolas" w:eastAsia="Times New Roman" w:hAnsi="Consolas" w:cs="Times New Roman"/>
@@ -947,7 +946,6 @@
           <w:lang w:val="en-US"/>
         </w:rPr>
       </w:pPr>
-      <w:proofErr w:type="spellStart"/>
       <w:r>
         <w:rPr>
           <w:rFonts w:ascii="Consolas" w:eastAsia="Times New Roman" w:hAnsi="Consolas" w:cs="Times New Roman"/>
@@ -958,7 +956,6 @@
         </w:rPr>
         <w:t>bright_img</w:t>
       </w:r>
-      <w:proofErr w:type="spellEnd"/>
       <w:r>
         <w:rPr>
           <w:rFonts w:ascii="Consolas" w:eastAsia="Times New Roman" w:hAnsi="Consolas" w:cs="Times New Roman"/>
@@ -1009,7 +1006,6 @@
         </w:rPr>
         <w:t>(</w:t>
       </w:r>
-      <w:proofErr w:type="spellStart"/>
       <w:r>
         <w:rPr>
           <w:rFonts w:ascii="Consolas" w:eastAsia="Times New Roman" w:hAnsi="Consolas" w:cs="Times New Roman"/>
@@ -1020,7 +1016,6 @@
         </w:rPr>
         <w:t>img</w:t>
       </w:r>
-      <w:proofErr w:type="spellEnd"/>
       <w:r>
         <w:rPr>
           <w:rFonts w:ascii="Consolas" w:eastAsia="Times New Roman" w:hAnsi="Consolas" w:cs="Times New Roman"/>
@@ -1185,7 +1180,6 @@
         </w:rPr>
         <w:t xml:space="preserve"> = [</w:t>
       </w:r>
-      <w:proofErr w:type="spellStart"/>
       <w:r>
         <w:rPr>
           <w:rFonts w:ascii="Consolas" w:eastAsia="Times New Roman" w:hAnsi="Consolas" w:cs="Times New Roman"/>
@@ -1196,7 +1190,6 @@
         </w:rPr>
         <w:t>img</w:t>
       </w:r>
-      <w:proofErr w:type="spellEnd"/>
       <w:r>
         <w:rPr>
           <w:rFonts w:ascii="Consolas" w:eastAsia="Times New Roman" w:hAnsi="Consolas" w:cs="Times New Roman"/>
@@ -1207,7 +1200,6 @@
         </w:rPr>
         <w:t xml:space="preserve">, </w:t>
       </w:r>
-      <w:proofErr w:type="spellStart"/>
       <w:r>
         <w:rPr>
           <w:rFonts w:ascii="Consolas" w:eastAsia="Times New Roman" w:hAnsi="Consolas" w:cs="Times New Roman"/>
@@ -1218,7 +1210,6 @@
         </w:rPr>
         <w:t>bright_img</w:t>
       </w:r>
-      <w:proofErr w:type="spellEnd"/>
       <w:r>
         <w:rPr>
           <w:rFonts w:ascii="Consolas" w:eastAsia="Times New Roman" w:hAnsi="Consolas" w:cs="Times New Roman"/>
@@ -1246,8 +1237,6 @@
           <w:lang w:val="en-US"/>
         </w:rPr>
       </w:pPr>
-      <w:proofErr w:type="spellStart"/>
-      <w:proofErr w:type="gramStart"/>
       <w:r>
         <w:rPr>
           <w:rFonts w:ascii="Consolas" w:eastAsia="Times New Roman" w:hAnsi="Consolas" w:cs="Times New Roman"/>
@@ -1278,8 +1267,6 @@
         </w:rPr>
         <w:t>figure</w:t>
       </w:r>
-      <w:proofErr w:type="spellEnd"/>
-      <w:proofErr w:type="gramEnd"/>
       <w:r>
         <w:rPr>
           <w:rFonts w:ascii="Consolas" w:eastAsia="Times New Roman" w:hAnsi="Consolas" w:cs="Times New Roman"/>
@@ -1290,7 +1277,6 @@
         </w:rPr>
         <w:t>(</w:t>
       </w:r>
-      <w:proofErr w:type="spellStart"/>
       <w:r>
         <w:rPr>
           <w:rFonts w:ascii="Consolas" w:eastAsia="Times New Roman" w:hAnsi="Consolas" w:cs="Times New Roman"/>
@@ -1301,8 +1287,6 @@
         </w:rPr>
         <w:t>figsize</w:t>
       </w:r>
-      <w:proofErr w:type="spellEnd"/>
-      <w:proofErr w:type="gramStart"/>
       <w:r>
         <w:rPr>
           <w:rFonts w:ascii="Consolas" w:eastAsia="Times New Roman" w:hAnsi="Consolas" w:cs="Times New Roman"/>
@@ -1313,7 +1297,6 @@
         </w:rPr>
         <w:t>=(</w:t>
       </w:r>
-      <w:proofErr w:type="gramEnd"/>
       <w:r>
         <w:rPr>
           <w:rFonts w:ascii="Consolas" w:eastAsia="Times New Roman" w:hAnsi="Consolas" w:cs="Times New Roman"/>
@@ -1391,7 +1374,6 @@
         </w:rPr>
         <w:t xml:space="preserve"> </w:t>
       </w:r>
-      <w:proofErr w:type="spellStart"/>
       <w:r>
         <w:rPr>
           <w:rFonts w:ascii="Consolas" w:eastAsia="Times New Roman" w:hAnsi="Consolas" w:cs="Times New Roman"/>
@@ -1402,7 +1384,6 @@
         </w:rPr>
         <w:t>i</w:t>
       </w:r>
-      <w:proofErr w:type="spellEnd"/>
       <w:r>
         <w:rPr>
           <w:rFonts w:ascii="Consolas" w:eastAsia="Times New Roman" w:hAnsi="Consolas" w:cs="Times New Roman"/>
@@ -1433,7 +1414,6 @@
         </w:rPr>
         <w:t xml:space="preserve"> </w:t>
       </w:r>
-      <w:proofErr w:type="gramStart"/>
       <w:r>
         <w:rPr>
           <w:rFonts w:ascii="Consolas" w:eastAsia="Times New Roman" w:hAnsi="Consolas" w:cs="Times New Roman"/>
@@ -1454,7 +1434,6 @@
         </w:rPr>
         <w:t>(</w:t>
       </w:r>
-      <w:proofErr w:type="gramEnd"/>
       <w:r>
         <w:rPr>
           <w:rFonts w:ascii="Consolas" w:eastAsia="Times New Roman" w:hAnsi="Consolas" w:cs="Times New Roman"/>
@@ -1502,8 +1481,6 @@
         </w:rPr>
         <w:t xml:space="preserve">    </w:t>
       </w:r>
-      <w:proofErr w:type="spellStart"/>
-      <w:proofErr w:type="gramStart"/>
       <w:r>
         <w:rPr>
           <w:rFonts w:ascii="Consolas" w:eastAsia="Times New Roman" w:hAnsi="Consolas" w:cs="Times New Roman"/>
@@ -1534,8 +1511,6 @@
         </w:rPr>
         <w:t>subplot</w:t>
       </w:r>
-      <w:proofErr w:type="spellEnd"/>
-      <w:proofErr w:type="gramEnd"/>
       <w:r>
         <w:rPr>
           <w:rFonts w:ascii="Consolas" w:eastAsia="Times New Roman" w:hAnsi="Consolas" w:cs="Times New Roman"/>
@@ -1586,7 +1561,6 @@
         </w:rPr>
         <w:t xml:space="preserve">, </w:t>
       </w:r>
-      <w:proofErr w:type="spellStart"/>
       <w:r>
         <w:rPr>
           <w:rFonts w:ascii="Consolas" w:eastAsia="Times New Roman" w:hAnsi="Consolas" w:cs="Times New Roman"/>
@@ -1597,7 +1571,6 @@
         </w:rPr>
         <w:t>i</w:t>
       </w:r>
-      <w:proofErr w:type="spellEnd"/>
       <w:r>
         <w:rPr>
           <w:rFonts w:ascii="Consolas" w:eastAsia="Times New Roman" w:hAnsi="Consolas" w:cs="Times New Roman"/>
@@ -1655,8 +1628,6 @@
         </w:rPr>
         <w:t xml:space="preserve">    </w:t>
       </w:r>
-      <w:proofErr w:type="spellStart"/>
-      <w:proofErr w:type="gramStart"/>
       <w:r>
         <w:rPr>
           <w:rFonts w:ascii="Consolas" w:eastAsia="Times New Roman" w:hAnsi="Consolas" w:cs="Times New Roman"/>
@@ -1687,8 +1658,6 @@
         </w:rPr>
         <w:t>imshow</w:t>
       </w:r>
-      <w:proofErr w:type="spellEnd"/>
-      <w:proofErr w:type="gramEnd"/>
       <w:r>
         <w:rPr>
           <w:rFonts w:ascii="Consolas" w:eastAsia="Times New Roman" w:hAnsi="Consolas" w:cs="Times New Roman"/>
@@ -1759,7 +1728,6 @@
         </w:rPr>
         <w:t>[</w:t>
       </w:r>
-      <w:proofErr w:type="spellStart"/>
       <w:r>
         <w:rPr>
           <w:rFonts w:ascii="Consolas" w:eastAsia="Times New Roman" w:hAnsi="Consolas" w:cs="Times New Roman"/>
@@ -1770,7 +1738,6 @@
         </w:rPr>
         <w:t>i</w:t>
       </w:r>
-      <w:proofErr w:type="spellEnd"/>
       <w:r>
         <w:rPr>
           <w:rFonts w:ascii="Consolas" w:eastAsia="Times New Roman" w:hAnsi="Consolas" w:cs="Times New Roman"/>
@@ -1848,8 +1815,6 @@
         </w:rPr>
         <w:t xml:space="preserve">    </w:t>
       </w:r>
-      <w:proofErr w:type="spellStart"/>
-      <w:proofErr w:type="gramStart"/>
       <w:r>
         <w:rPr>
           <w:rFonts w:ascii="Consolas" w:eastAsia="Times New Roman" w:hAnsi="Consolas" w:cs="Times New Roman"/>
@@ -1880,8 +1845,6 @@
         </w:rPr>
         <w:t>title</w:t>
       </w:r>
-      <w:proofErr w:type="spellEnd"/>
-      <w:proofErr w:type="gramEnd"/>
       <w:r>
         <w:rPr>
           <w:rFonts w:ascii="Consolas" w:eastAsia="Times New Roman" w:hAnsi="Consolas" w:cs="Times New Roman"/>
@@ -1912,7 +1875,6 @@
         </w:rPr>
         <w:t>[</w:t>
       </w:r>
-      <w:proofErr w:type="spellStart"/>
       <w:r>
         <w:rPr>
           <w:rFonts w:ascii="Consolas" w:eastAsia="Times New Roman" w:hAnsi="Consolas" w:cs="Times New Roman"/>
@@ -1923,7 +1885,6 @@
         </w:rPr>
         <w:t>i</w:t>
       </w:r>
-      <w:proofErr w:type="spellEnd"/>
       <w:r>
         <w:rPr>
           <w:rFonts w:ascii="Consolas" w:eastAsia="Times New Roman" w:hAnsi="Consolas" w:cs="Times New Roman"/>
@@ -1978,8 +1939,6 @@
           <w:lang w:val="en-US"/>
         </w:rPr>
       </w:pPr>
-      <w:proofErr w:type="spellStart"/>
-      <w:proofErr w:type="gramStart"/>
       <w:r>
         <w:rPr>
           <w:rFonts w:ascii="Consolas" w:eastAsia="Times New Roman" w:hAnsi="Consolas" w:cs="Times New Roman"/>
@@ -2008,51 +1967,17 @@
           <w:szCs w:val="21"/>
           <w:lang w:val="en-US"/>
         </w:rPr>
-        <w:t>tight</w:t>
-      </w:r>
-      <w:proofErr w:type="gramEnd"/>
-      <w:r>
-        <w:rPr>
-          <w:rFonts w:ascii="Consolas" w:eastAsia="Times New Roman" w:hAnsi="Consolas" w:cs="Times New Roman"/>
-          <w:color w:val="795E26"/>
-          <w:sz w:val="21"/>
-          <w:szCs w:val="21"/>
-          <w:lang w:val="en-US"/>
-        </w:rPr>
-        <w:t>_</w:t>
-      </w:r>
-      <w:proofErr w:type="gramStart"/>
-      <w:r>
-        <w:rPr>
-          <w:rFonts w:ascii="Consolas" w:eastAsia="Times New Roman" w:hAnsi="Consolas" w:cs="Times New Roman"/>
-          <w:color w:val="795E26"/>
-          <w:sz w:val="21"/>
-          <w:szCs w:val="21"/>
-          <w:lang w:val="en-US"/>
-        </w:rPr>
-        <w:t>layout</w:t>
-      </w:r>
-      <w:proofErr w:type="spellEnd"/>
-      <w:r>
-        <w:rPr>
-          <w:rFonts w:ascii="Consolas" w:eastAsia="Times New Roman" w:hAnsi="Consolas" w:cs="Times New Roman"/>
-          <w:color w:val="000000"/>
-          <w:sz w:val="21"/>
-          <w:szCs w:val="21"/>
-          <w:lang w:val="en-US"/>
-        </w:rPr>
-        <w:t>(</w:t>
-      </w:r>
-      <w:proofErr w:type="gramEnd"/>
-      <w:r>
-        <w:rPr>
-          <w:rFonts w:ascii="Consolas" w:eastAsia="Times New Roman" w:hAnsi="Consolas" w:cs="Times New Roman"/>
-          <w:color w:val="000000"/>
-          <w:sz w:val="21"/>
-          <w:szCs w:val="21"/>
-          <w:lang w:val="en-US"/>
-        </w:rPr>
-        <w:t>)</w:t>
+        <w:t>tight_layout</w:t>
+      </w:r>
+      <w:r>
+        <w:rPr>
+          <w:rFonts w:ascii="Consolas" w:eastAsia="Times New Roman" w:hAnsi="Consolas" w:cs="Times New Roman"/>
+          <w:color w:val="000000"/>
+          <w:sz w:val="21"/>
+          <w:szCs w:val="21"/>
+          <w:lang w:val="en-US"/>
+        </w:rPr>
+        <w:t>()</w:t>
       </w:r>
     </w:p>
     <w:p>
@@ -2071,8 +1996,6 @@
           <w:lang w:val="en-US"/>
         </w:rPr>
       </w:pPr>
-      <w:proofErr w:type="spellStart"/>
-      <w:proofErr w:type="gramStart"/>
       <w:r>
         <w:rPr>
           <w:rFonts w:ascii="Consolas" w:eastAsia="Times New Roman" w:hAnsi="Consolas" w:cs="Times New Roman"/>
@@ -2103,8 +2026,6 @@
         </w:rPr>
         <w:t>show</w:t>
       </w:r>
-      <w:proofErr w:type="spellEnd"/>
-      <w:proofErr w:type="gramEnd"/>
       <w:r>
         <w:rPr>
           <w:rFonts w:ascii="Consolas" w:eastAsia="Times New Roman" w:hAnsi="Consolas" w:cs="Times New Roman"/>
@@ -3549,6 +3470,7 @@
   <w:style w:type="character" w:default="1" w:styleId="DefaultParagraphFont">
     <w:name w:val="Default Paragraph Font"/>
     <w:uiPriority w:val="1"/>
+    <w:semiHidden/>
     <w:unhideWhenUsed/>
   </w:style>
   <w:style w:type="table" w:default="1" w:styleId="TableNormal">
